--- a/paper/RAG_Healthcare_Final_Paper.docx
+++ b/paper/RAG_Healthcare_Final_Paper.docx
@@ -163,11 +163,11 @@
       <w:r>
         <w:rPr>
           <w:rFonts w:ascii="Times New Roman" w:hAnsi="Times New Roman" w:cs="Times New Roman" w:eastAsia="Times New Roman"/>
-          <w:smallCaps/>
+          <w:smallCaps w:val="0"/>
           <w:color w:val="000000"/>
           <w:sz w:val="20"/>
         </w:rPr>
-        <w:t>Introduction</w:t>
+        <w:t>INTRODUCTION</w:t>
       </w:r>
     </w:p>
     <w:p>
@@ -292,11 +292,11 @@
       <w:r>
         <w:rPr>
           <w:rFonts w:ascii="Times New Roman" w:hAnsi="Times New Roman" w:cs="Times New Roman" w:eastAsia="Times New Roman"/>
-          <w:smallCaps/>
+          <w:smallCaps w:val="0"/>
           <w:color w:val="000000"/>
           <w:sz w:val="20"/>
         </w:rPr>
-        <w:t>Related Work</w:t>
+        <w:t>RELATED WORK</w:t>
       </w:r>
     </w:p>
     <w:p>
@@ -501,11 +501,11 @@
       <w:r>
         <w:rPr>
           <w:rFonts w:ascii="Times New Roman" w:hAnsi="Times New Roman" w:cs="Times New Roman" w:eastAsia="Times New Roman"/>
-          <w:smallCaps/>
+          <w:smallCaps w:val="0"/>
           <w:color w:val="000000"/>
           <w:sz w:val="20"/>
         </w:rPr>
-        <w:t>System Architecture and Methodology</w:t>
+        <w:t>SYSTEM ARCHITECTURE AND METHODOLOGY</w:t>
       </w:r>
     </w:p>
     <w:p>
@@ -540,7 +540,7 @@
       <w:r>
         <w:drawing>
           <wp:inline xmlns:a="http://schemas.openxmlformats.org/drawingml/2006/main" xmlns:pic="http://schemas.openxmlformats.org/drawingml/2006/picture">
-            <wp:extent cx="3108960" cy="2958384"/>
+            <wp:extent cx="3188512" cy="3034083"/>
             <wp:docPr id="1" name="Picture 1"/>
             <wp:cNvGraphicFramePr>
               <a:graphicFrameLocks noChangeAspect="1"/>
@@ -561,7 +561,7 @@
                   <pic:spPr>
                     <a:xfrm>
                       <a:off x="0" y="0"/>
-                      <a:ext cx="3108960" cy="2958384"/>
+                      <a:ext cx="3188512" cy="3034083"/>
                     </a:xfrm>
                     <a:prstGeom prst="rect"/>
                   </pic:spPr>
@@ -1443,11 +1443,11 @@
       <w:r>
         <w:rPr>
           <w:rFonts w:ascii="Times New Roman" w:hAnsi="Times New Roman" w:cs="Times New Roman" w:eastAsia="Times New Roman"/>
-          <w:smallCaps/>
+          <w:smallCaps w:val="0"/>
           <w:color w:val="000000"/>
           <w:sz w:val="20"/>
         </w:rPr>
-        <w:t>Experimental Setup</w:t>
+        <w:t>EXPERIMENTAL SETUP</w:t>
       </w:r>
     </w:p>
     <w:p>
@@ -1482,7 +1482,7 @@
       <w:r>
         <w:drawing>
           <wp:inline xmlns:a="http://schemas.openxmlformats.org/drawingml/2006/main" xmlns:pic="http://schemas.openxmlformats.org/drawingml/2006/picture">
-            <wp:extent cx="3108960" cy="2090355"/>
+            <wp:extent cx="3188512" cy="2143843"/>
             <wp:docPr id="2" name="Picture 2"/>
             <wp:cNvGraphicFramePr>
               <a:graphicFrameLocks noChangeAspect="1"/>
@@ -1503,7 +1503,7 @@
                   <pic:spPr>
                     <a:xfrm>
                       <a:off x="0" y="0"/>
-                      <a:ext cx="3108960" cy="2090355"/>
+                      <a:ext cx="3188512" cy="2143843"/>
                     </a:xfrm>
                     <a:prstGeom prst="rect"/>
                   </pic:spPr>
@@ -3675,11 +3675,11 @@
       <w:r>
         <w:rPr>
           <w:rFonts w:ascii="Times New Roman" w:hAnsi="Times New Roman" w:cs="Times New Roman" w:eastAsia="Times New Roman"/>
-          <w:smallCaps/>
+          <w:smallCaps w:val="0"/>
           <w:color w:val="000000"/>
           <w:sz w:val="20"/>
         </w:rPr>
-        <w:t>Results</w:t>
+        <w:t>RESULTS</w:t>
       </w:r>
     </w:p>
     <w:p>
@@ -4862,7 +4862,7 @@
       <w:r>
         <w:drawing>
           <wp:inline xmlns:a="http://schemas.openxmlformats.org/drawingml/2006/main" xmlns:pic="http://schemas.openxmlformats.org/drawingml/2006/picture">
-            <wp:extent cx="3108960" cy="1753465"/>
+            <wp:extent cx="3188512" cy="1798333"/>
             <wp:docPr id="3" name="Picture 3"/>
             <wp:cNvGraphicFramePr>
               <a:graphicFrameLocks noChangeAspect="1"/>
@@ -4883,7 +4883,7 @@
                   <pic:spPr>
                     <a:xfrm>
                       <a:off x="0" y="0"/>
-                      <a:ext cx="3108960" cy="1753465"/>
+                      <a:ext cx="3188512" cy="1798333"/>
                     </a:xfrm>
                     <a:prstGeom prst="rect"/>
                   </pic:spPr>
@@ -8487,7 +8487,7 @@
       <w:r>
         <w:drawing>
           <wp:inline xmlns:a="http://schemas.openxmlformats.org/drawingml/2006/main" xmlns:pic="http://schemas.openxmlformats.org/drawingml/2006/picture">
-            <wp:extent cx="3108960" cy="2001780"/>
+            <wp:extent cx="3188512" cy="2053001"/>
             <wp:docPr id="4" name="Picture 4"/>
             <wp:cNvGraphicFramePr>
               <a:graphicFrameLocks noChangeAspect="1"/>
@@ -8508,7 +8508,7 @@
                   <pic:spPr>
                     <a:xfrm>
                       <a:off x="0" y="0"/>
-                      <a:ext cx="3108960" cy="2001780"/>
+                      <a:ext cx="3188512" cy="2053001"/>
                     </a:xfrm>
                     <a:prstGeom prst="rect"/>
                   </pic:spPr>
@@ -9547,7 +9547,7 @@
       <w:r>
         <w:drawing>
           <wp:inline xmlns:a="http://schemas.openxmlformats.org/drawingml/2006/main" xmlns:pic="http://schemas.openxmlformats.org/drawingml/2006/picture">
-            <wp:extent cx="3108960" cy="1868919"/>
+            <wp:extent cx="3188512" cy="1916741"/>
             <wp:docPr id="5" name="Picture 5"/>
             <wp:cNvGraphicFramePr>
               <a:graphicFrameLocks noChangeAspect="1"/>
@@ -9568,7 +9568,7 @@
                   <pic:spPr>
                     <a:xfrm>
                       <a:off x="0" y="0"/>
-                      <a:ext cx="3108960" cy="1868919"/>
+                      <a:ext cx="3188512" cy="1916741"/>
                     </a:xfrm>
                     <a:prstGeom prst="rect"/>
                   </pic:spPr>
@@ -10827,11 +10827,11 @@
       <w:r>
         <w:rPr>
           <w:rFonts w:ascii="Times New Roman" w:hAnsi="Times New Roman" w:cs="Times New Roman" w:eastAsia="Times New Roman"/>
-          <w:smallCaps/>
+          <w:smallCaps w:val="0"/>
           <w:color w:val="000000"/>
           <w:sz w:val="20"/>
         </w:rPr>
-        <w:t>Discussion</w:t>
+        <w:t>DISCUSSION</w:t>
       </w:r>
     </w:p>
     <w:p>
@@ -11096,11 +11096,11 @@
       <w:r>
         <w:rPr>
           <w:rFonts w:ascii="Times New Roman" w:hAnsi="Times New Roman" w:cs="Times New Roman" w:eastAsia="Times New Roman"/>
-          <w:smallCaps/>
+          <w:smallCaps w:val="0"/>
           <w:color w:val="000000"/>
           <w:sz w:val="20"/>
         </w:rPr>
-        <w:t>Limitations and Threats to Validity</w:t>
+        <w:t>LIMITATIONS AND THREATS TO VALIDITY</w:t>
       </w:r>
     </w:p>
     <w:p>
@@ -11295,11 +11295,11 @@
       <w:r>
         <w:rPr>
           <w:rFonts w:ascii="Times New Roman" w:hAnsi="Times New Roman" w:cs="Times New Roman" w:eastAsia="Times New Roman"/>
-          <w:smallCaps/>
+          <w:smallCaps w:val="0"/>
           <w:color w:val="000000"/>
           <w:sz w:val="20"/>
         </w:rPr>
-        <w:t>Conclusion and Future Work</w:t>
+        <w:t>CONCLUSION AND FUTURE WORK</w:t>
       </w:r>
     </w:p>
     <w:p>
@@ -11356,11 +11356,11 @@
         <w:rPr>
           <w:rFonts w:ascii="Times New Roman" w:hAnsi="Times New Roman" w:cs="Times New Roman" w:eastAsia="Times New Roman"/>
           <w:i w:val="0"/>
-          <w:smallCaps/>
+          <w:smallCaps w:val="0"/>
           <w:color w:val="000000"/>
           <w:sz w:val="20"/>
         </w:rPr>
-        <w:t>References</w:t>
+        <w:t>REFERENCES</w:t>
       </w:r>
     </w:p>
     <w:p>
@@ -11369,10 +11369,10 @@
         <w:keepLines w:val="0"/>
         <w:widowControl/>
         <w:tabs>
-          <w:tab w:pos="440" w:val="left"/>
+          <w:tab w:pos="364" w:val="left"/>
         </w:tabs>
-        <w:spacing w:before="0" w:after="40" w:line="240" w:lineRule="auto"/>
-        <w:ind w:hanging="440" w:left="440"/>
+        <w:spacing w:before="0" w:after="20" w:line="240" w:lineRule="auto"/>
+        <w:ind w:hanging="364" w:left="364"/>
         <w:jc w:val="both"/>
       </w:pPr>
       <w:r>
@@ -11441,10 +11441,10 @@
         <w:keepLines w:val="0"/>
         <w:widowControl/>
         <w:tabs>
-          <w:tab w:pos="440" w:val="left"/>
+          <w:tab w:pos="364" w:val="left"/>
         </w:tabs>
-        <w:spacing w:before="0" w:after="40" w:line="240" w:lineRule="auto"/>
-        <w:ind w:hanging="440" w:left="440"/>
+        <w:spacing w:before="0" w:after="20" w:line="240" w:lineRule="auto"/>
+        <w:ind w:hanging="364" w:left="364"/>
         <w:jc w:val="both"/>
       </w:pPr>
       <w:r>
@@ -11493,10 +11493,10 @@
         <w:keepLines w:val="0"/>
         <w:widowControl/>
         <w:tabs>
-          <w:tab w:pos="440" w:val="left"/>
+          <w:tab w:pos="364" w:val="left"/>
         </w:tabs>
-        <w:spacing w:before="0" w:after="40" w:line="240" w:lineRule="auto"/>
-        <w:ind w:hanging="440" w:left="440"/>
+        <w:spacing w:before="0" w:after="20" w:line="240" w:lineRule="auto"/>
+        <w:ind w:hanging="364" w:left="364"/>
         <w:jc w:val="both"/>
       </w:pPr>
       <w:r>
@@ -11545,10 +11545,10 @@
         <w:keepLines w:val="0"/>
         <w:widowControl/>
         <w:tabs>
-          <w:tab w:pos="440" w:val="left"/>
+          <w:tab w:pos="364" w:val="left"/>
         </w:tabs>
-        <w:spacing w:before="0" w:after="40" w:line="240" w:lineRule="auto"/>
-        <w:ind w:hanging="440" w:left="440"/>
+        <w:spacing w:before="0" w:after="20" w:line="240" w:lineRule="auto"/>
+        <w:ind w:hanging="364" w:left="364"/>
         <w:jc w:val="both"/>
       </w:pPr>
       <w:r>
@@ -11577,10 +11577,10 @@
         <w:keepLines w:val="0"/>
         <w:widowControl/>
         <w:tabs>
-          <w:tab w:pos="440" w:val="left"/>
+          <w:tab w:pos="364" w:val="left"/>
         </w:tabs>
-        <w:spacing w:before="0" w:after="40" w:line="240" w:lineRule="auto"/>
-        <w:ind w:hanging="440" w:left="440"/>
+        <w:spacing w:before="0" w:after="20" w:line="240" w:lineRule="auto"/>
+        <w:ind w:hanging="364" w:left="364"/>
         <w:jc w:val="both"/>
       </w:pPr>
       <w:r>
@@ -11629,10 +11629,10 @@
         <w:keepLines w:val="0"/>
         <w:widowControl/>
         <w:tabs>
-          <w:tab w:pos="440" w:val="left"/>
+          <w:tab w:pos="364" w:val="left"/>
         </w:tabs>
-        <w:spacing w:before="0" w:after="40" w:line="240" w:lineRule="auto"/>
-        <w:ind w:hanging="440" w:left="440"/>
+        <w:spacing w:before="0" w:after="20" w:line="240" w:lineRule="auto"/>
+        <w:ind w:hanging="364" w:left="364"/>
         <w:jc w:val="both"/>
       </w:pPr>
       <w:r>
@@ -11681,10 +11681,10 @@
         <w:keepLines w:val="0"/>
         <w:widowControl/>
         <w:tabs>
-          <w:tab w:pos="440" w:val="left"/>
+          <w:tab w:pos="364" w:val="left"/>
         </w:tabs>
-        <w:spacing w:before="0" w:after="40" w:line="240" w:lineRule="auto"/>
-        <w:ind w:hanging="440" w:left="440"/>
+        <w:spacing w:before="0" w:after="20" w:line="240" w:lineRule="auto"/>
+        <w:ind w:hanging="364" w:left="364"/>
         <w:jc w:val="both"/>
       </w:pPr>
       <w:r>
@@ -11733,10 +11733,10 @@
         <w:keepLines w:val="0"/>
         <w:widowControl/>
         <w:tabs>
-          <w:tab w:pos="440" w:val="left"/>
+          <w:tab w:pos="364" w:val="left"/>
         </w:tabs>
-        <w:spacing w:before="0" w:after="40" w:line="240" w:lineRule="auto"/>
-        <w:ind w:hanging="440" w:left="440"/>
+        <w:spacing w:before="0" w:after="20" w:line="240" w:lineRule="auto"/>
+        <w:ind w:hanging="364" w:left="364"/>
         <w:jc w:val="both"/>
       </w:pPr>
       <w:r>
@@ -11765,10 +11765,10 @@
         <w:keepLines w:val="0"/>
         <w:widowControl/>
         <w:tabs>
-          <w:tab w:pos="440" w:val="left"/>
+          <w:tab w:pos="364" w:val="left"/>
         </w:tabs>
-        <w:spacing w:before="0" w:after="40" w:line="240" w:lineRule="auto"/>
-        <w:ind w:hanging="440" w:left="440"/>
+        <w:spacing w:before="0" w:after="20" w:line="240" w:lineRule="auto"/>
+        <w:ind w:hanging="364" w:left="364"/>
         <w:jc w:val="both"/>
       </w:pPr>
       <w:r>
@@ -11817,10 +11817,10 @@
         <w:keepLines w:val="0"/>
         <w:widowControl/>
         <w:tabs>
-          <w:tab w:pos="440" w:val="left"/>
+          <w:tab w:pos="364" w:val="left"/>
         </w:tabs>
-        <w:spacing w:before="0" w:after="40" w:line="240" w:lineRule="auto"/>
-        <w:ind w:hanging="440" w:left="440"/>
+        <w:spacing w:before="0" w:after="20" w:line="240" w:lineRule="auto"/>
+        <w:ind w:hanging="364" w:left="364"/>
         <w:jc w:val="both"/>
       </w:pPr>
       <w:r>
@@ -11889,10 +11889,10 @@
         <w:keepLines w:val="0"/>
         <w:widowControl/>
         <w:tabs>
-          <w:tab w:pos="440" w:val="left"/>
+          <w:tab w:pos="364" w:val="left"/>
         </w:tabs>
-        <w:spacing w:before="0" w:after="40" w:line="240" w:lineRule="auto"/>
-        <w:ind w:hanging="440" w:left="440"/>
+        <w:spacing w:before="0" w:after="20" w:line="240" w:lineRule="auto"/>
+        <w:ind w:hanging="364" w:left="364"/>
         <w:jc w:val="both"/>
       </w:pPr>
       <w:r>
@@ -11941,10 +11941,10 @@
         <w:keepLines w:val="0"/>
         <w:widowControl/>
         <w:tabs>
-          <w:tab w:pos="440" w:val="left"/>
+          <w:tab w:pos="364" w:val="left"/>
         </w:tabs>
-        <w:spacing w:before="0" w:after="40" w:line="240" w:lineRule="auto"/>
-        <w:ind w:hanging="440" w:left="440"/>
+        <w:spacing w:before="0" w:after="20" w:line="240" w:lineRule="auto"/>
+        <w:ind w:hanging="364" w:left="364"/>
         <w:jc w:val="both"/>
       </w:pPr>
       <w:r>
@@ -11993,10 +11993,10 @@
         <w:keepLines w:val="0"/>
         <w:widowControl/>
         <w:tabs>
-          <w:tab w:pos="440" w:val="left"/>
+          <w:tab w:pos="364" w:val="left"/>
         </w:tabs>
-        <w:spacing w:before="0" w:after="40" w:line="240" w:lineRule="auto"/>
-        <w:ind w:hanging="440" w:left="440"/>
+        <w:spacing w:before="0" w:after="20" w:line="240" w:lineRule="auto"/>
+        <w:ind w:hanging="364" w:left="364"/>
         <w:jc w:val="both"/>
       </w:pPr>
       <w:r>
